--- a/Modelos/AG/FAURGS/declaracao_fiscal_FAURGS.docx
+++ b/Modelos/AG/FAURGS/declaracao_fiscal_FAURGS.docx
@@ -154,7 +154,6 @@
           <w:sz w:val="20"/>
         </w:rPr>
       </w:pPr>
-      <w:bookmarkStart w:id="0" w:name="_GoBack"/>
       <w:r>
         <w:rPr>
           <w:rFonts w:ascii="Times New Roman" w:hAnsi="Times New Roman"/>
@@ -176,7 +175,6 @@
         </w:rPr>
         <w:t xml:space="preserve"> </w:t>
       </w:r>
-      <w:bookmarkEnd w:id="0"/>
       <w:r>
         <w:rPr>
           <w:rFonts w:ascii="Times New Roman" w:hAnsi="Times New Roman"/>
@@ -1373,7 +1371,15 @@
       </w:r>
       <w:proofErr w:type="spellEnd"/>
       <w:r>
-        <w:t xml:space="preserve"> }}    {{ </w:t>
+        <w:t xml:space="preserve"> }}    </w:t>
+      </w:r>
+      <w:r>
+        <w:br/>
+      </w:r>
+      <w:bookmarkStart w:id="0" w:name="_GoBack"/>
+      <w:bookmarkEnd w:id="0"/>
+      <w:r>
+        <w:t xml:space="preserve">{{ </w:t>
       </w:r>
       <w:proofErr w:type="spellStart"/>
       <w:r>
@@ -1803,7 +1809,6 @@
     <w:uiPriority w:val="99"/>
     <w:semiHidden/>
     <w:unhideWhenUsed/>
-    <w:qFormat/>
     <w:tblPr>
       <w:tblInd w:w="0" w:type="dxa"/>
       <w:tblCellMar>

--- a/Modelos/AG/FAURGS/declaracao_fiscal_FAURGS.docx
+++ b/Modelos/AG/FAURGS/declaracao_fiscal_FAURGS.docx
@@ -1357,17 +1357,15 @@
         <w:spacing w:line="360" w:lineRule="auto"/>
         <w:jc w:val="right"/>
       </w:pPr>
-      <w:proofErr w:type="gramStart"/>
+      <w:r>
+        <w:t xml:space="preserve">NOME: </w:t>
+      </w:r>
       <w:r>
         <w:t xml:space="preserve">{{ </w:t>
       </w:r>
       <w:proofErr w:type="spellStart"/>
       <w:r>
-        <w:t>nome</w:t>
-      </w:r>
-      <w:proofErr w:type="gramEnd"/>
-      <w:r>
-        <w:t>_fiscal</w:t>
+        <w:t>nome_fiscal</w:t>
       </w:r>
       <w:proofErr w:type="spellEnd"/>
       <w:r>
@@ -1375,6 +1373,9 @@
       </w:r>
       <w:r>
         <w:br/>
+      </w:r>
+      <w:r>
+        <w:t xml:space="preserve">SIAPE: </w:t>
       </w:r>
       <w:bookmarkStart w:id="0" w:name="_GoBack"/>
       <w:bookmarkEnd w:id="0"/>
